--- a/Freelance_Marketplace_Ecosystem_G3_Finish.docx
+++ b/Freelance_Marketplace_Ecosystem_G3_Finish.docx
@@ -2323,8 +2323,77 @@
       </w:r>
     </w:p>
     <w:p>
+      <w:pPr>
+        <w:rPr>
+          <w:lang w:val="vi-VN"/>
+        </w:rPr>
+      </w:pPr>
       <w:r>
         <w:t>Figure 2 Execution schema. Repeated client and freelancer boxes are boundary references to the same tables. Payer/payee reference users, with their actual client/freelancer identities checked against the contract.</w:t>
+      </w:r>
+    </w:p>
+    <w:p>
+      <w:pPr>
+        <w:rPr>
+          <w:lang w:val="vi-VN"/>
+        </w:rPr>
+      </w:pPr>
+      <w:r>
+        <w:rPr>
+          <w:lang w:val="vi-VN"/>
+        </w:rPr>
+        <w:lastRenderedPageBreak/>
+        <w:drawing>
+          <wp:inline distT="0" distB="0" distL="0" distR="0" wp14:anchorId="1DC5B4DA" wp14:editId="75A0D8C3">
+            <wp:extent cx="6373495" cy="5785485"/>
+            <wp:effectExtent l="0" t="0" r="8255" b="5715"/>
+            <wp:docPr id="1150817454" name="Picture 1"/>
+            <wp:cNvGraphicFramePr>
+              <a:graphicFrameLocks xmlns:a="http://schemas.openxmlformats.org/drawingml/2006/main" noChangeAspect="1"/>
+            </wp:cNvGraphicFramePr>
+            <a:graphic xmlns:a="http://schemas.openxmlformats.org/drawingml/2006/main">
+              <a:graphicData uri="http://schemas.openxmlformats.org/drawingml/2006/picture">
+                <pic:pic xmlns:pic="http://schemas.openxmlformats.org/drawingml/2006/picture">
+                  <pic:nvPicPr>
+                    <pic:cNvPr id="1150817454" name=""/>
+                    <pic:cNvPicPr/>
+                  </pic:nvPicPr>
+                  <pic:blipFill>
+                    <a:blip r:embed="rId10"/>
+                    <a:stretch>
+                      <a:fillRect/>
+                    </a:stretch>
+                  </pic:blipFill>
+                  <pic:spPr>
+                    <a:xfrm>
+                      <a:off x="0" y="0"/>
+                      <a:ext cx="6373495" cy="5785485"/>
+                    </a:xfrm>
+                    <a:prstGeom prst="rect">
+                      <a:avLst/>
+                    </a:prstGeom>
+                  </pic:spPr>
+                </pic:pic>
+              </a:graphicData>
+            </a:graphic>
+          </wp:inline>
+        </w:drawing>
+      </w:r>
+    </w:p>
+    <w:p>
+      <w:pPr>
+        <w:rPr>
+          <w:lang w:val="vi-VN"/>
+        </w:rPr>
+      </w:pPr>
+      <w:r>
+        <w:t xml:space="preserve">Figure </w:t>
+      </w:r>
+      <w:r>
+        <w:t>3</w:t>
+      </w:r>
+      <w:r>
+        <w:t>. Unified Database Schema of the Freelance Marketplace Ecosystem (IE Crow’s Foot Notation).</w:t>
       </w:r>
     </w:p>
     <w:p>
@@ -2336,8 +2405,26 @@
       </w:r>
     </w:p>
     <w:p>
+      <w:pPr>
+        <w:rPr>
+          <w:lang w:val="vi-VN"/>
+        </w:rPr>
+      </w:pPr>
       <w:r>
         <w:t>A client/category/freelancer may have zero jobs/proposals or agreements. Every job has exactly one client and category; every proposal exactly one job and freelancer. A proposal has zero or one contract; every contract references exactly one proposal. A new active contract can have zero milestones; every milestone references exactly one contract. Every payment attempt references exactly one milestone; a milestone has zero or many attempts but at most one successful attempt. Subtype and uniqueness conditions supplement ordinary Crow Foot multiplicities.</w:t>
+      </w:r>
+    </w:p>
+    <w:p>
+      <w:pPr>
+        <w:rPr>
+          <w:lang w:val="vi-VN"/>
+        </w:rPr>
+      </w:pPr>
+      <w:r>
+        <w:rPr>
+          <w:lang w:val="vi-VN"/>
+        </w:rPr>
+        <w:br/>
       </w:r>
     </w:p>
     <w:p>
@@ -2375,6 +2462,7 @@
     </w:p>
     <w:p>
       <w:r>
+        <w:lastRenderedPageBreak/>
         <w:t>job_categories(category_id PK, category_name UQ, description)</w:t>
       </w:r>
     </w:p>
@@ -2385,7 +2473,6 @@
     </w:p>
     <w:p>
       <w:r>
-        <w:lastRenderedPageBreak/>
         <w:t>proposals(proposal_id PK, job_id FK, freelancer_id FK, proposed_amount, cover_letter, estimated_days, status, submitted_at, selected_job_id UQ)</w:t>
       </w:r>
     </w:p>
@@ -3909,12 +3996,12 @@
     </w:p>
     <w:p>
       <w:r>
+        <w:lastRenderedPageBreak/>
         <w:t>For the ten business relations marked BCNF, every stated nontrivial FD determinant is a candidate key whose closure contains the complete relation. CONTRACT duplicates participants available through PROPOSAL/JOB, but proposal_id is a candidate key within CONTRACT; that cross-table duplication does not itself violate relation-level 3NF.</w:t>
       </w:r>
     </w:p>
     <w:p>
       <w:r>
-        <w:lastRenderedPageBreak/>
         <w:t>PAYMENT has multiple attempts, so milestone_id is not a superkey. It nevertheless determines amount, payer_id and payee_id, all non-prime. These FDs violate 3NF and BCNF. The physical schema is not claimed strictly BCNF: generated uniqueness helpers also add computed-column dependencies and are excluded from the business-relation proof. Full FD assumptions and a normalized alternative appear in docs/normalization.md and Appendix B.</w:t>
       </w:r>
     </w:p>
@@ -6414,6 +6501,7 @@
               <w:rPr>
                 <w:sz w:val="18"/>
               </w:rPr>
+              <w:lastRenderedPageBreak/>
               <w:t>freelancer_id</w:t>
             </w:r>
           </w:p>
@@ -6593,7 +6681,6 @@
               <w:rPr>
                 <w:sz w:val="18"/>
               </w:rPr>
-              <w:lastRenderedPageBreak/>
               <w:t>professional_title</w:t>
             </w:r>
           </w:p>
@@ -9419,6 +9506,7 @@
         <w:pStyle w:val="Heading2"/>
       </w:pPr>
       <w:r>
+        <w:lastRenderedPageBreak/>
         <w:t>3.7 jobs</w:t>
       </w:r>
     </w:p>
@@ -9651,7 +9739,6 @@
               <w:rPr>
                 <w:sz w:val="18"/>
               </w:rPr>
-              <w:lastRenderedPageBreak/>
               <w:t>job_id</w:t>
             </w:r>
           </w:p>
@@ -13305,6 +13392,7 @@
           <w:rFonts w:ascii="DejaVu Sans Mono" w:eastAsia="DejaVu Sans Mono" w:hAnsi="DejaVu Sans Mono" w:cs="DejaVu Sans Mono"/>
           <w:sz w:val="16"/>
         </w:rPr>
+        <w:lastRenderedPageBreak/>
         <w:t>CONSTRAINT ck_proposal_amount CHECK (proposed_amount &gt; 0)</w:t>
       </w:r>
     </w:p>
@@ -13317,7 +13405,6 @@
           <w:rFonts w:ascii="DejaVu Sans Mono" w:eastAsia="DejaVu Sans Mono" w:hAnsi="DejaVu Sans Mono" w:cs="DejaVu Sans Mono"/>
           <w:sz w:val="16"/>
         </w:rPr>
-        <w:lastRenderedPageBreak/>
         <w:t>CONSTRAINT ck_proposal_days CHECK (estimated_days &gt; 0)</w:t>
       </w:r>
     </w:p>
@@ -16501,7 +16588,6 @@
     </w:p>
     <w:p>
       <w:r>
-        <w:lastRenderedPageBreak/>
         <w:t>Named CHECK constraints:</w:t>
       </w:r>
     </w:p>
@@ -35872,7 +35958,7 @@
       </w:r>
     </w:p>
     <w:sectPr>
-      <w:footerReference w:type="default" r:id="rId10"/>
+      <w:footerReference w:type="default" r:id="rId11"/>
       <w:pgSz w:w="11909" w:h="16834"/>
       <w:pgMar w:top="1008" w:right="936" w:bottom="1008" w:left="936" w:header="720" w:footer="720" w:gutter="0"/>
       <w:cols w:space="720"/>
@@ -36773,7 +36859,6 @@
   <w:style w:type="character" w:default="1" w:styleId="DefaultParagraphFont">
     <w:name w:val="Default Paragraph Font"/>
     <w:uiPriority w:val="1"/>
-    <w:semiHidden/>
     <w:unhideWhenUsed/>
   </w:style>
   <w:style w:type="table" w:default="1" w:styleId="TableNormal">

--- a/Freelance_Marketplace_Ecosystem_G3_Finish.docx
+++ b/Freelance_Marketplace_Ecosystem_G3_Finish.docx
@@ -1,11 +1,13 @@
 
 <file path=word/document.xml><?xml version="1.0" encoding="utf-8"?>
-<w:document xmlns:wpc="http://schemas.microsoft.com/office/word/2010/wordprocessingCanvas" xmlns:cx="http://schemas.microsoft.com/office/drawing/2014/chartex" xmlns:cx1="http://schemas.microsoft.com/office/drawing/2015/9/8/chartex" xmlns:cx2="http://schemas.microsoft.com/office/drawing/2015/10/21/chartex" xmlns:cx3="http://schemas.microsoft.com/office/drawing/2016/5/9/chartex" xmlns:cx4="http://schemas.microsoft.com/office/drawing/2016/5/10/chartex" xmlns:cx5="http://schemas.microsoft.com/office/drawing/2016/5/11/chartex" xmlns:cx6="http://schemas.microsoft.com/office/drawing/2016/5/12/chartex" xmlns:cx7="http://schemas.microsoft.com/office/drawing/2016/5/13/chartex" xmlns:cx8="http://schemas.microsoft.com/office/drawing/2016/5/14/chartex" xmlns:mc="http://schemas.openxmlformats.org/markup-compatibility/2006" xmlns:aink="http://schemas.microsoft.com/office/drawing/2016/ink" xmlns:am3d="http://schemas.microsoft.com/office/drawing/2017/model3d" xmlns:o="urn:schemas-microsoft-com:office:office" xmlns:oel="http://schemas.microsoft.com/office/2019/extlst" xmlns:r="http://schemas.openxmlformats.org/officeDocument/2006/relationships" xmlns:m="http://schemas.openxmlformats.org/officeDocument/2006/math" xmlns:v="urn:schemas-microsoft-com:vml" xmlns:wp14="http://schemas.microsoft.com/office/word/2010/wordprocessingDrawing" xmlns:wp="http://schemas.openxmlformats.org/drawingml/2006/wordprocessingDrawing" xmlns:w10="urn:schemas-microsoft-com:office:word" xmlns:w="http://schemas.openxmlformats.org/wordprocessingml/2006/main" xmlns:w14="http://schemas.microsoft.com/office/word/2010/wordml" xmlns:w15="http://schemas.microsoft.com/office/word/2012/wordml" xmlns:w16cex="http://schemas.microsoft.com/office/word/2018/wordml/cex" xmlns:w16cid="http://schemas.microsoft.com/office/word/2016/wordml/cid" xmlns:w16="http://schemas.microsoft.com/office/word/2018/wordml" xmlns:w16du="http://schemas.microsoft.com/office/word/2023/wordml/word16du" xmlns:w16sdtdh="http://schemas.microsoft.com/office/word/2020/wordml/sdtdatahash" xmlns:w16sdtfl="http://schemas.microsoft.com/office/word/2024/wordml/sdtformatlock" xmlns:w16se="http://schemas.microsoft.com/office/word/2015/wordml/symex" xmlns:wpg="http://schemas.microsoft.com/office/word/2010/wordprocessingGroup" xmlns:wpi="http://schemas.microsoft.com/office/word/2010/wordprocessingInk" xmlns:wne="http://schemas.microsoft.com/office/word/2006/wordml" xmlns:wps="http://schemas.microsoft.com/office/word/2010/wordprocessingShape" mc:Ignorable="w14 w15 w16se w16cid w16 w16cex w16sdtdh w16sdtfl w16du wp14">
+<w:document xmlns:wpc="http://schemas.microsoft.com/office/word/2010/wordprocessingCanvas" xmlns:cx="http://schemas.microsoft.com/office/drawing/2014/chartex" xmlns:cx1="http://schemas.microsoft.com/office/drawing/2015/9/8/chartex" xmlns:cx2="http://schemas.microsoft.com/office/drawing/2015/10/21/chartex" xmlns:cx3="http://schemas.microsoft.com/office/drawing/2016/5/9/chartex" xmlns:cx4="http://schemas.microsoft.com/office/drawing/2016/5/10/chartex" xmlns:cx5="http://schemas.microsoft.com/office/drawing/2016/5/11/chartex" xmlns:cx6="http://schemas.microsoft.com/office/drawing/2016/5/12/chartex" xmlns:cx7="http://schemas.microsoft.com/office/drawing/2016/5/13/chartex" xmlns:cx8="http://schemas.microsoft.com/office/drawing/2016/5/14/chartex" xmlns:mc="http://schemas.openxmlformats.org/markup-compatibility/2006" xmlns:aink="http://schemas.microsoft.com/office/drawing/2016/ink" xmlns:am3d="http://schemas.microsoft.com/office/drawing/2017/model3d" xmlns:o="urn:schemas-microsoft-com:office:office" xmlns:oel="http://schemas.microsoft.com/office/2019/extlst" xmlns:r="http://schemas.openxmlformats.org/officeDocument/2006/relationships" xmlns:m="http://schemas.openxmlformats.org/officeDocument/2006/math" xmlns:v="urn:schemas-microsoft-com:vml" xmlns:wp14="http://schemas.microsoft.com/office/word/2010/wordprocessingDrawing" xmlns:wp="http://schemas.openxmlformats.org/drawingml/2006/wordprocessingDrawing" xmlns:w10="urn:schemas-microsoft-com:office:word" xmlns:w="http://schemas.openxmlformats.org/wordprocessingml/2006/main" xmlns:w14="http://schemas.microsoft.com/office/word/2010/wordml" xmlns:w15="http://schemas.microsoft.com/office/word/2012/wordml" xmlns:w16cex="http://schemas.microsoft.com/office/word/2018/wordml/cex" xmlns:w16cid="http://schemas.microsoft.com/office/word/2016/wordml/cid" xmlns:w16="http://schemas.microsoft.com/office/word/2018/wordml" xmlns:w16sdtdh="http://schemas.microsoft.com/office/word/2020/wordml/sdtdatahash" xmlns:w16se="http://schemas.microsoft.com/office/word/2015/wordml/symex" xmlns:wpg="http://schemas.microsoft.com/office/word/2010/wordprocessingGroup" xmlns:wpi="http://schemas.microsoft.com/office/word/2010/wordprocessingInk" xmlns:wne="http://schemas.microsoft.com/office/word/2006/wordml" xmlns:wps="http://schemas.microsoft.com/office/word/2010/wordprocessingShape" mc:Ignorable="w14 w15 w16se w16cid w16 w16cex w16sdtdh wp14">
   <w:body>
     <w:p>
       <w:pPr>
         <w:pStyle w:val="Title"/>
       </w:pPr>
+      <w:bookmarkStart w:id="0" w:name="_Hlk242709572"/>
+      <w:bookmarkEnd w:id="0"/>
       <w:r>
         <w:t>Freelance Marketplace Ecosystem</w:t>
       </w:r>
@@ -220,7 +222,13 @@
               <w:rPr>
                 <w:sz w:val="18"/>
               </w:rPr>
-              <w:t>Pham Viet Hoang — n25dcat076@student.ptithcm.edu.vn — shinmagicc</w:t>
+              <w:t xml:space="preserve">Pham Viet Hoang — </w:t>
+            </w:r>
+            <w:r>
+              <w:rPr>
+                <w:sz w:val="18"/>
+              </w:rPr>
+              <w:t>n25dcat076@student.ptithcm.edu.vn — shinmagicc</w:t>
             </w:r>
           </w:p>
         </w:tc>
@@ -296,7 +304,10 @@
     </w:p>
     <w:p>
       <w:r>
-        <w:t>This report specifies a database for clients to post jobs, freelancers to submit proposals, and mutually confirmed agreements to be delivered through approved milestones and recorded payments. It completes report sections 4 and 5 and reconciles sections 1 to 3 with executable MySQL scripts.</w:t>
+        <w:t xml:space="preserve">This report specifies a database for clients to post jobs, freelancers to submit proposals, and mutually confirmed agreements to be </w:t>
+      </w:r>
+      <w:r>
+        <w:t>delivered through approved milestones and recorded payments. It completes report sections 4 and 5 and reconciles sections 1 to 3 with executable MySQL scripts.</w:t>
       </w:r>
     </w:p>
     <w:p>
@@ -349,7 +360,10 @@
     </w:p>
     <w:p>
       <w:r>
-        <w:t>Appendix B Normalization Alternative</w:t>
+        <w:t xml:space="preserve">Appendix B </w:t>
+      </w:r>
+      <w:r>
+        <w:t>Normalization Alternative</w:t>
       </w:r>
     </w:p>
     <w:p>
@@ -659,7 +673,13 @@
               <w:rPr>
                 <w:sz w:val="18"/>
               </w:rPr>
-              <w:t>Register one typed user and exactly one matching subtype atomically.</w:t>
+              <w:t xml:space="preserve">Register one typed user and exactly one matching subtype </w:t>
+            </w:r>
+            <w:r>
+              <w:rPr>
+                <w:sz w:val="18"/>
+              </w:rPr>
+              <w:t>atomically.</w:t>
             </w:r>
           </w:p>
         </w:tc>
@@ -1532,7 +1552,10 @@
         <w:pStyle w:val="Heading2"/>
       </w:pPr>
       <w:r>
-        <w:t>1.4 Non Functional Requirements</w:t>
+        <w:t xml:space="preserve">1.4 Non </w:t>
+      </w:r>
+      <w:r>
+        <w:t>Functional Requirements</w:t>
       </w:r>
     </w:p>
     <w:tbl>
@@ -1792,7 +1815,13 @@
               <w:rPr>
                 <w:sz w:val="18"/>
               </w:rPr>
-              <w:t>Least-privilege per-actor execution; no normal direct DML or password-hash reads.</w:t>
+              <w:t xml:space="preserve">Least-privilege per-actor execution; no normal direct DML </w:t>
+            </w:r>
+            <w:r>
+              <w:rPr>
+                <w:sz w:val="18"/>
+              </w:rPr>
+              <w:t>or password-hash reads.</w:t>
             </w:r>
           </w:p>
         </w:tc>
@@ -1976,7 +2005,13 @@
               <w:rPr>
                 <w:sz w:val="18"/>
               </w:rPr>
-              <w:t>TLS for remote clients; encryption at rest and encrypted backups.</w:t>
+              <w:t xml:space="preserve">TLS for </w:t>
+            </w:r>
+            <w:r>
+              <w:rPr>
+                <w:sz w:val="18"/>
+              </w:rPr>
+              <w:t>remote clients; encryption at rest and encrypted backups.</w:t>
             </w:r>
           </w:p>
         </w:tc>
@@ -2223,128 +2258,53 @@
       </w:r>
     </w:p>
     <w:p>
-      <w:r>
-        <w:t>The model retains all 11 original entities. USER is a supertype with total and disjoint CLIENT/FREELANCER specialization. Each subtype row references exactly one user; each user has zero or one row of either specific subtype but exactly one row across the subtype union. FREELANCER_SKILL resolves the many-to-many skill association. Physical IE Crow Foot diagrams below and Appendix A replace the ambiguous original EER-style picture.</w:t>
-      </w:r>
-    </w:p>
-    <w:p>
-      <w:r>
-        <w:rPr>
-          <w:noProof/>
-        </w:rPr>
-        <w:drawing>
-          <wp:inline distT="0" distB="0" distL="0" distR="0" wp14:anchorId="3407D769" wp14:editId="2BDF9723">
-            <wp:extent cx="6172200" cy="5568870"/>
-            <wp:effectExtent l="0" t="0" r="0" b="0"/>
-            <wp:docPr id="1" name="Picture 1"/>
-            <wp:cNvGraphicFramePr>
-              <a:graphicFrameLocks xmlns:a="http://schemas.openxmlformats.org/drawingml/2006/main" noChangeAspect="1"/>
-            </wp:cNvGraphicFramePr>
-            <a:graphic xmlns:a="http://schemas.openxmlformats.org/drawingml/2006/main">
-              <a:graphicData uri="http://schemas.openxmlformats.org/drawingml/2006/picture">
-                <pic:pic xmlns:pic="http://schemas.openxmlformats.org/drawingml/2006/picture">
-                  <pic:nvPicPr>
-                    <pic:cNvPr id="0" name="schema_accounts.png"/>
-                    <pic:cNvPicPr/>
-                  </pic:nvPicPr>
-                  <pic:blipFill>
-                    <a:blip r:embed="rId8"/>
-                    <a:stretch>
-                      <a:fillRect/>
-                    </a:stretch>
-                  </pic:blipFill>
-                  <pic:spPr>
-                    <a:xfrm>
-                      <a:off x="0" y="0"/>
-                      <a:ext cx="6172200" cy="5568870"/>
-                    </a:xfrm>
-                    <a:prstGeom prst="rect">
-                      <a:avLst/>
-                    </a:prstGeom>
-                  </pic:spPr>
-                </pic:pic>
-              </a:graphicData>
-            </a:graphic>
-          </wp:inline>
-        </w:drawing>
-      </w:r>
-    </w:p>
-    <w:p>
-      <w:r>
-        <w:t>Figure 1 Account and skill relationships. Exactly one matching subtype is required across the disjoint union.</w:t>
-      </w:r>
-    </w:p>
-    <w:p>
-      <w:r>
-        <w:br w:type="page"/>
-      </w:r>
-    </w:p>
-    <w:p>
-      <w:r>
-        <w:rPr>
-          <w:noProof/>
-        </w:rPr>
-        <w:lastRenderedPageBreak/>
-        <w:drawing>
-          <wp:inline distT="0" distB="0" distL="0" distR="0" wp14:anchorId="3BB5D1D6" wp14:editId="493FDA74">
-            <wp:extent cx="6172200" cy="5568870"/>
-            <wp:effectExtent l="0" t="0" r="0" b="0"/>
-            <wp:docPr id="2" name="Picture 2"/>
-            <wp:cNvGraphicFramePr>
-              <a:graphicFrameLocks xmlns:a="http://schemas.openxmlformats.org/drawingml/2006/main" noChangeAspect="1"/>
-            </wp:cNvGraphicFramePr>
-            <a:graphic xmlns:a="http://schemas.openxmlformats.org/drawingml/2006/main">
-              <a:graphicData uri="http://schemas.openxmlformats.org/drawingml/2006/picture">
-                <pic:pic xmlns:pic="http://schemas.openxmlformats.org/drawingml/2006/picture">
-                  <pic:nvPicPr>
-                    <pic:cNvPr id="0" name="schema_workflow.png"/>
-                    <pic:cNvPicPr/>
-                  </pic:nvPicPr>
-                  <pic:blipFill>
-                    <a:blip r:embed="rId9"/>
-                    <a:stretch>
-                      <a:fillRect/>
-                    </a:stretch>
-                  </pic:blipFill>
-                  <pic:spPr>
-                    <a:xfrm>
-                      <a:off x="0" y="0"/>
-                      <a:ext cx="6172200" cy="5568870"/>
-                    </a:xfrm>
-                    <a:prstGeom prst="rect">
-                      <a:avLst/>
-                    </a:prstGeom>
-                  </pic:spPr>
-                </pic:pic>
-              </a:graphicData>
-            </a:graphic>
-          </wp:inline>
-        </w:drawing>
-      </w:r>
-    </w:p>
-    <w:p>
       <w:pPr>
         <w:rPr>
           <w:lang w:val="vi-VN"/>
         </w:rPr>
       </w:pPr>
       <w:r>
-        <w:t>Figure 2 Execution schema. Repeated client and freelancer boxes are boundary references to the same tables. Payer/payee reference users, with their actual client/freelancer identities checked against the contract.</w:t>
+        <w:t xml:space="preserve">The model retains all 11 original entities. USER is a supertype with total and </w:t>
+      </w:r>
+      <w:r>
+        <w:t>disjoint CLIENT/FREELANCER specialization. Each subtype row references exactly one user; each user has zero or one row of either specific subtype but e</w:t>
+      </w:r>
+      <w:r>
+        <w:t>xactly one row across the subtype union. FREELANCER_SKILL resolves the many-to-many skill association. Physical IE Crow Foot diagram</w:t>
+      </w:r>
+      <w:r>
+        <w:t>s below and Appendix A replace the ambiguous original EER-style picture.</w:t>
       </w:r>
     </w:p>
     <w:p>
       <w:pPr>
+        <w:pStyle w:val="Heading2"/>
+      </w:pPr>
+    </w:p>
+    <w:p>
+      <w:pPr>
+        <w:pStyle w:val="Heading3"/>
+        <w:pageBreakBefore/>
+      </w:pPr>
+      <w:r>
+        <w:lastRenderedPageBreak/>
+        <w:t>Unified EER Model Overview</w:t>
+      </w:r>
+    </w:p>
+    <w:p>
+      <w:pPr>
+        <w:keepNext/>
         <w:rPr>
           <w:lang w:val="vi-VN"/>
         </w:rPr>
       </w:pPr>
       <w:r>
         <w:rPr>
+          <w:noProof/>
           <w:lang w:val="vi-VN"/>
         </w:rPr>
-        <w:lastRenderedPageBreak/>
         <w:drawing>
-          <wp:inline distT="0" distB="0" distL="0" distR="0" wp14:anchorId="1DC5B4DA" wp14:editId="75A0D8C3">
+          <wp:inline distT="0" distB="0" distL="0" distR="0" wp14:anchorId="34FED796" wp14:editId="2FA16345">
             <wp:extent cx="6373495" cy="5785485"/>
             <wp:effectExtent l="0" t="0" r="8255" b="5715"/>
             <wp:docPr id="1150817454" name="Picture 1"/>
@@ -2359,7 +2319,7 @@
                     <pic:cNvPicPr/>
                   </pic:nvPicPr>
                   <pic:blipFill>
-                    <a:blip r:embed="rId10"/>
+                    <a:blip r:embed="rId8"/>
                     <a:stretch>
                       <a:fillRect/>
                     </a:stretch>
@@ -2382,6 +2342,7 @@
     </w:p>
     <w:p>
       <w:pPr>
+        <w:spacing w:after="200"/>
         <w:rPr>
           <w:lang w:val="vi-VN"/>
         </w:rPr>
@@ -2390,10 +2351,78 @@
         <w:t xml:space="preserve">Figure </w:t>
       </w:r>
       <w:r>
-        <w:t>3</w:t>
+        <w:t>1</w:t>
       </w:r>
       <w:r>
         <w:t>. Unified Database Schema of the Freelance Marketplace Ecosystem (IE Crow’s Foot Notation).</w:t>
+      </w:r>
+    </w:p>
+    <w:p>
+      <w:r>
+        <w:t>Figure 1 presents the complete database as one connected model. Each of the 11 entities appears once; CLIENT and FREELANCER connect account information to jobs, proposals and contracts. The unified view complements the two focused diagrams without introducing new entities or changing their relationships. Only selected key attributes are shown; Section 3 remains the authoritative data dictionary.</w:t>
+      </w:r>
+    </w:p>
+    <w:p>
+      <w:pPr>
+        <w:pStyle w:val="Heading3"/>
+      </w:pPr>
+      <w:r>
+        <w:t>Specialization and Skill Association</w:t>
+      </w:r>
+    </w:p>
+    <w:p>
+      <w:r>
+        <w:t>USER stores common account information. CLIENT stores the hiring profile, while FREELANCER stores professional information. The specialization is total: every USER must have one matching subtype record. It is also disjoint: no USER may belong to both subtypes. client_id and freelancer_id are each both a subtype primary key and a foreign key to users.user_id, so subtype records share the identity of their parent account. user_type selects the permitted subtype. The two optional one-to-one links alone do not express the combined total/disjoint requirement; the accompanying rule and subtype triggers enforce it (BR-01 and BR-02).</w:t>
+      </w:r>
+    </w:p>
+    <w:p>
+      <w:r>
+        <w:t xml:space="preserve">FREELANCER and SKILL have a many-to-many relationship resolved by FREELANCER_SKILL. Each association belongs to exactly one freelancer and one skill, while either parent may have zero or many associations. The composite </w:t>
+      </w:r>
+      <w:r>
+        <w:lastRenderedPageBreak/>
+        <w:t>primary key (freelancer_id, skill_id) prevents duplicate assignments, and skill_level describes the particular freelancer’s proficiency in that skill (BR-05).</w:t>
+      </w:r>
+    </w:p>
+    <w:p>
+      <w:pPr>
+        <w:pStyle w:val="Heading3"/>
+      </w:pPr>
+      <w:r>
+        <w:t>Job Agreement and Delivery Workflow</w:t>
+      </w:r>
+    </w:p>
+    <w:p>
+      <w:r>
+        <w:t>Each JOB belongs to one CLIENT and one JOB_CATEGORY. Clients and categories may exist before any jobs are posted. Each PROPOSAL references one JOB and one FREELANCER; both parents may have zero or many proposals. UNIQUE(job_id, freelancer_id) limits each freelancer to one proposal per job. The selected_job_id generated unique key reserves a job for at most one CLIENT_ACCEPTED or CONFIRMED proposal (BR-03, BR-04 and BR-06 to BR-10).</w:t>
+      </w:r>
+    </w:p>
+    <w:p>
+      <w:r>
+        <w:t>A PROPOSAL produces zero or one CONTRACT, and every CONTRACT references exactly one proposal. Contract creation occurs only after client selection followed by freelancer confirmation. UNIQUE(proposal_id) prevents a second contract for the same proposal. Each contract involves one client and one freelancer; they must match the job owner and proposal author. A new active contract may initially have no milestones, then acquire multiple milestones as its work is allocated (BR-11 to BR-13).</w:t>
+      </w:r>
+    </w:p>
+    <w:p>
+      <w:pPr>
+        <w:pStyle w:val="Heading3"/>
+      </w:pPr>
+      <w:r>
+        <w:t>Milestone and Payment Integrity</w:t>
+      </w:r>
+    </w:p>
+    <w:p>
+      <w:r>
+        <w:t>Each MILESTONE belongs to one CONTRACT, has a positive amount and follows PENDING, IN_PROGRESS, COMPLETED and APPROVED in order. The total allocated milestone amount cannot exceed contracts.total_amount. Completion and client approval are distinct steps: a COMPLETED milestone is not yet eligible for payment. Parent locking and transaction rules enforce the aggregate budget constraint, which an ordinary foreign key or row-level CHECK cannot guarantee (BR-14 and BR-15).</w:t>
+      </w:r>
+    </w:p>
+    <w:p>
+      <w:r>
+        <w:t>Each PAYMENT records one attempt for one milestone. A milestone may have zero or many attempts, including failed retries, but at most one PAID attempt. paid_milestone_id is a generated unique helper for that successful attempt; milestone_id itself is not unique. The two payer_id and payee_id foreign keys reference USER and are represented by the shared labelled connector in Figure 3. Their values must match the contract’s client and freelancer, and payment amount must equal milestone amount. Triggers and authenticated procedure access enforce these cross-table and approval conditions (BR-16).</w:t>
+      </w:r>
+    </w:p>
+    <w:p>
+      <w:r>
+        <w:t>PK, FK and UQ denote primary, foreign and unique keys. Crow’s Foot endpoints show exactly one, zero or one, and zero or many; crossing lines are not junctions. The shortened method/status labels in the payment box correspond to payment_method/payment_status in the dictionary. Generated keys and rule annotations supplement the relationship cardinalities; the diagram does not imply that cardinality alone enforces workflow, authorization or normalization.</w:t>
       </w:r>
     </w:p>
     <w:p>
@@ -2411,7 +2440,10 @@
         </w:rPr>
       </w:pPr>
       <w:r>
-        <w:t>A client/category/freelancer may have zero jobs/proposals or agreements. Every job has exactly one client and category; every proposal exactly one job and freelancer. A proposal has zero or one contract; every contract references exactly one proposal. A new active contract can have zero milestones; every milestone references exactly one contract. Every payment attempt references exactly one milestone; a milestone has zero or many attempts but at most one successful attempt. Subtype and uniqueness conditions supplement ordinary Crow Foot multiplicities.</w:t>
+        <w:t>A client/category/freelancer may have zero jobs/proposals or agreements. Every job has exactly one client and category; every proposal exactly one job and freelancer. A proposal has zero or one contract; every contract references exactly one proposal. A new active contract can have zero milestones; every milestone references exactly one contract. Every payment attempt references exactly one milestone; a milestone has zero or many attempts but at most one successful attempt. Subtype and uniqueness conditions</w:t>
+      </w:r>
+      <w:r>
+        <w:t xml:space="preserve"> supplement ordinary Crow Foot multiplicities.</w:t>
       </w:r>
     </w:p>
     <w:p>
@@ -2462,12 +2494,12 @@
     </w:p>
     <w:p>
       <w:r>
-        <w:lastRenderedPageBreak/>
         <w:t>job_categories(category_id PK, category_name UQ, description)</w:t>
       </w:r>
     </w:p>
     <w:p>
       <w:r>
+        <w:lastRenderedPageBreak/>
         <w:t>jobs(job_id PK, client_id FK, category_id FK, title, description, budget_min, budget_max, deadline, status, created_at)</w:t>
       </w:r>
     </w:p>
@@ -2516,7 +2548,10 @@
     </w:p>
     <w:p>
       <w:r>
-        <w:t>1NF: single-valued attributes, declared row keys and separate association records remove repeating groups. 2NF: the freelancer-skill pair determines skill_level and neither component alone does; the proposal alternate pair is also minimal and has no assumed partial dependency. Simple surrogate keys alone would not prove 2NF for all alternate keys or prove 3NF.</w:t>
+        <w:t xml:space="preserve">1NF: single-valued attributes, declared row keys and separate association records remove repeating groups. 2NF: the </w:t>
+      </w:r>
+      <w:r>
+        <w:t>freelancer-skill pair determines skill_level and neither component alone does; the proposal alternate pair is also minimal and has no assumed partial dependency. Simple surrogate keys alone would not prove 2NF for all alternate keys or prove 3NF.</w:t>
       </w:r>
     </w:p>
     <w:tbl>
@@ -3078,7 +3113,13 @@
               <w:rPr>
                 <w:sz w:val="18"/>
               </w:rPr>
-              <w:t>skill_id; skill_name</w:t>
+              <w:t xml:space="preserve">skill_id; </w:t>
+            </w:r>
+            <w:r>
+              <w:rPr>
+                <w:sz w:val="18"/>
+              </w:rPr>
+              <w:t>skill_name</w:t>
             </w:r>
           </w:p>
         </w:tc>
@@ -3470,7 +3511,13 @@
               <w:rPr>
                 <w:sz w:val="18"/>
               </w:rPr>
-              <w:t>job_id determines all business columns</w:t>
+              <w:t xml:space="preserve">job_id determines all </w:t>
+            </w:r>
+            <w:r>
+              <w:rPr>
+                <w:sz w:val="18"/>
+              </w:rPr>
+              <w:t>business columns</w:t>
             </w:r>
           </w:p>
         </w:tc>
@@ -3997,7 +4044,10 @@
     <w:p>
       <w:r>
         <w:lastRenderedPageBreak/>
-        <w:t>For the ten business relations marked BCNF, every stated nontrivial FD determinant is a candidate key whose closure contains the complete relation. CONTRACT duplicates participants available through PROPOSAL/JOB, but proposal_id is a candidate key within CONTRACT; that cross-table duplication does not itself violate relation-level 3NF.</w:t>
+        <w:t xml:space="preserve">For the ten business relations marked BCNF, every stated nontrivial FD determinant is a </w:t>
+      </w:r>
+      <w:r>
+        <w:t>candidate key whose closure contains the complete relation. CONTRACT duplicates participants available through PROPOSAL/JOB, but proposal_id is a candidate key within CONTRACT; that cross-table duplication does not itself violate relation-level 3NF.</w:t>
       </w:r>
     </w:p>
     <w:p>
@@ -5326,7 +5376,10 @@
     <w:p/>
     <w:p>
       <w:r>
-        <w:t>After INSERT creates the matching subtype atomically. Type and identity cannot change.</w:t>
+        <w:t xml:space="preserve">After INSERT creates the matching subtype atomically. Type and </w:t>
+      </w:r>
+      <w:r>
+        <w:t>identity cannot change.</w:t>
       </w:r>
     </w:p>
     <w:p>
@@ -7376,7 +7429,10 @@
     </w:p>
     <w:p>
       <w:r>
-        <w:t>Named CHECK constraints:</w:t>
+        <w:t xml:space="preserve">Named CHECK </w:t>
+      </w:r>
+      <w:r>
+        <w:t>constraints:</w:t>
       </w:r>
     </w:p>
     <w:p>
@@ -8734,7 +8790,10 @@
     </w:p>
     <w:p>
       <w:r>
-        <w:t>Named CHECK constraints:</w:t>
+        <w:t xml:space="preserve">Named CHECK </w:t>
+      </w:r>
+      <w:r>
+        <w:t>constraints:</w:t>
       </w:r>
     </w:p>
     <w:p>
@@ -10779,7 +10838,13 @@
               <w:rPr>
                 <w:sz w:val="18"/>
               </w:rPr>
-              <w:t>Must be greater than or equal to 0 and not exceed budget_max</w:t>
+              <w:t xml:space="preserve">Must be </w:t>
+            </w:r>
+            <w:r>
+              <w:rPr>
+                <w:sz w:val="18"/>
+              </w:rPr>
+              <w:t>greater than or equal to 0 and not exceed budget_max</w:t>
             </w:r>
           </w:p>
         </w:tc>
@@ -11532,7 +11597,14 @@
           <w:rFonts w:ascii="DejaVu Sans Mono" w:eastAsia="DejaVu Sans Mono" w:hAnsi="DejaVu Sans Mono" w:cs="DejaVu Sans Mono"/>
           <w:sz w:val="16"/>
         </w:rPr>
-        <w:t>CONSTRAINT ck_jobs_dates CHECK (deadline IS NULL OR deadline &gt; DATE(created_at))</w:t>
+        <w:t xml:space="preserve">CONSTRAINT </w:t>
+      </w:r>
+      <w:r>
+        <w:rPr>
+          <w:rFonts w:ascii="DejaVu Sans Mono" w:eastAsia="DejaVu Sans Mono" w:hAnsi="DejaVu Sans Mono" w:cs="DejaVu Sans Mono"/>
+          <w:sz w:val="16"/>
+        </w:rPr>
+        <w:t>ck_jobs_dates CHECK (deadline IS NULL OR deadline &gt; DATE(created_at))</w:t>
       </w:r>
     </w:p>
     <w:p>
@@ -13009,7 +13081,13 @@
               <w:rPr>
                 <w:sz w:val="18"/>
               </w:rPr>
-              <w:t>PENDING, CLIENT_ACCEPTED, CONFIRMED, REJECTED, or WITHDRAWN</w:t>
+              <w:t xml:space="preserve">PENDING, </w:t>
+            </w:r>
+            <w:r>
+              <w:rPr>
+                <w:sz w:val="18"/>
+              </w:rPr>
+              <w:t>CLIENT_ACCEPTED, CONFIRMED, REJECTED, or WITHDRAWN</w:t>
             </w:r>
           </w:p>
         </w:tc>
@@ -13380,7 +13458,10 @@
     </w:p>
     <w:p>
       <w:r>
-        <w:t>Named CHECK constraints:</w:t>
+        <w:t xml:space="preserve">Named </w:t>
+      </w:r>
+      <w:r>
+        <w:t>CHECK constraints:</w:t>
       </w:r>
     </w:p>
     <w:p>
@@ -13417,7 +13498,14 @@
           <w:rFonts w:ascii="DejaVu Sans Mono" w:eastAsia="DejaVu Sans Mono" w:hAnsi="DejaVu Sans Mono" w:cs="DejaVu Sans Mono"/>
           <w:sz w:val="16"/>
         </w:rPr>
-        <w:t>CONSTRAINT ck_proposal_status CHECK (status IN ('PENDING', 'CLIENT_ACCEPTED', 'CONFIRMED', 'REJECTED', 'WITHDRAWN'))</w:t>
+        <w:t xml:space="preserve">CONSTRAINT ck_proposal_status CHECK (status IN ('PENDING', 'CLIENT_ACCEPTED', 'CONFIRMED', 'REJECTED', </w:t>
+      </w:r>
+      <w:r>
+        <w:rPr>
+          <w:rFonts w:ascii="DejaVu Sans Mono" w:eastAsia="DejaVu Sans Mono" w:hAnsi="DejaVu Sans Mono" w:cs="DejaVu Sans Mono"/>
+          <w:sz w:val="16"/>
+        </w:rPr>
+        <w:t>'WITHDRAWN'))</w:t>
       </w:r>
     </w:p>
     <w:p/>
@@ -14345,7 +14433,13 @@
               <w:rPr>
                 <w:sz w:val="18"/>
               </w:rPr>
-              <w:t>References freelancers(freelancer_id)</w:t>
+              <w:t xml:space="preserve">References </w:t>
+            </w:r>
+            <w:r>
+              <w:rPr>
+                <w:sz w:val="18"/>
+              </w:rPr>
+              <w:t>freelancers(freelancer_id)</w:t>
             </w:r>
           </w:p>
         </w:tc>
@@ -15110,7 +15204,14 @@
           <w:rFonts w:ascii="DejaVu Sans Mono" w:eastAsia="DejaVu Sans Mono" w:hAnsi="DejaVu Sans Mono" w:cs="DejaVu Sans Mono"/>
           <w:sz w:val="16"/>
         </w:rPr>
-        <w:t>CONSTRAINT ck_contract_status CHECK (status IN ('ACTIVE', 'COMPLETED', 'CANCELLED'))</w:t>
+        <w:t xml:space="preserve">CONSTRAINT </w:t>
+      </w:r>
+      <w:r>
+        <w:rPr>
+          <w:rFonts w:ascii="DejaVu Sans Mono" w:eastAsia="DejaVu Sans Mono" w:hAnsi="DejaVu Sans Mono" w:cs="DejaVu Sans Mono"/>
+          <w:sz w:val="16"/>
+        </w:rPr>
+        <w:t>ck_contract_status CHECK (status IN ('ACTIVE', 'COMPLETED', 'CANCELLED'))</w:t>
       </w:r>
     </w:p>
     <w:p/>
@@ -16612,7 +16713,14 @@
           <w:rFonts w:ascii="DejaVu Sans Mono" w:eastAsia="DejaVu Sans Mono" w:hAnsi="DejaVu Sans Mono" w:cs="DejaVu Sans Mono"/>
           <w:sz w:val="16"/>
         </w:rPr>
-        <w:t>CONSTRAINT ck_milestone_status CHECK (status IN ('PENDING', 'IN_PROGRESS', 'COMPLETED', 'APPROVED'))</w:t>
+        <w:t xml:space="preserve">CONSTRAINT ck_milestone_status CHECK (status IN </w:t>
+      </w:r>
+      <w:r>
+        <w:rPr>
+          <w:rFonts w:ascii="DejaVu Sans Mono" w:eastAsia="DejaVu Sans Mono" w:hAnsi="DejaVu Sans Mono" w:cs="DejaVu Sans Mono"/>
+          <w:sz w:val="16"/>
+        </w:rPr>
+        <w:t>('PENDING', 'IN_PROGRESS', 'COMPLETED', 'APPROVED'))</w:t>
       </w:r>
     </w:p>
     <w:p/>
@@ -18281,7 +18389,14 @@
           <w:rFonts w:ascii="DejaVu Sans Mono" w:eastAsia="DejaVu Sans Mono" w:hAnsi="DejaVu Sans Mono" w:cs="DejaVu Sans Mono"/>
           <w:sz w:val="16"/>
         </w:rPr>
-        <w:t>CONSTRAINT ck_payment_amount CHECK (amount &gt; 0)</w:t>
+        <w:t xml:space="preserve">CONSTRAINT </w:t>
+      </w:r>
+      <w:r>
+        <w:rPr>
+          <w:rFonts w:ascii="DejaVu Sans Mono" w:eastAsia="DejaVu Sans Mono" w:hAnsi="DejaVu Sans Mono" w:cs="DejaVu Sans Mono"/>
+          <w:sz w:val="16"/>
+        </w:rPr>
+        <w:t>ck_payment_amount CHECK (amount &gt; 0)</w:t>
       </w:r>
     </w:p>
     <w:p>
@@ -18601,7 +18716,13 @@
               <w:rPr>
                 <w:sz w:val="18"/>
               </w:rPr>
-              <w:t>3 meaningful views and 2 non-duplicate workload indexes.</w:t>
+              <w:t xml:space="preserve">3 meaningful views and 2 </w:t>
+            </w:r>
+            <w:r>
+              <w:rPr>
+                <w:sz w:val="18"/>
+              </w:rPr>
+              <w:t>non-duplicate workload indexes.</w:t>
             </w:r>
           </w:p>
         </w:tc>
@@ -18989,7 +19110,10 @@
     </w:p>
     <w:p>
       <w:r>
-        <w:t>users AFTER INSERT creates the CLIENT or FREELANCER subtype in the same statement. A default freelancer title avoids a nullable or missing subtype; the profile can be edited. Subtype triggers validate the parent discriminator, identity stays immutable and deletion is rejected. Proposal confirmation is allowed only from CLIENT_ACCEPTED and creates exactly one contract inside the triggering statement; contract parties are verified, the job becomes IN_PROGRESS and the unique proposal reference prevents duplicates. Deleting a confirmed contract is forbidden.</w:t>
+        <w:t>users AFTER INSERT creates the CLIENT or FREELANCER subtype in the same statement. A default freelancer title avoids a nullable or missing subtype; the profile can be edited. Subtype triggers validate the parent discriminator, identity stays immutable and deletion is rejected. Proposal confirmation is allowed only from CLIENT_ACCEPTED and creates exactly one contract inside the triggering statement; contract parties are verified, the job becomes IN_PROGRESS and the unique proposal reference prevents duplica</w:t>
+      </w:r>
+      <w:r>
+        <w:t>tes. Deleting a confirmed contract is forbidden.</w:t>
       </w:r>
     </w:p>
     <w:p>
@@ -19002,7 +19126,13 @@
     </w:p>
     <w:p>
       <w:r>
-        <w:t>The milestone insert/update triggers lock the parent contract with SELECT FOR UPDATE, sum existing milestone amounts and check the new total. Updates exclude the old row before adding the new amount. A contract update validates sum and date bounds again. Supported transactions use READ COMMITTED; application procedure APIs set this at the next standalone transaction. Direct administrative writes must keep that isolation throughout the transaction. Ordinary unsupported session isolation is rejected. This avoids the stale snapshot problem of an unrestricted REPEATABLE READ aggregate check.</w:t>
+        <w:t xml:space="preserve">The milestone insert/update triggers lock the parent </w:t>
+      </w:r>
+      <w:r>
+        <w:t>contract with SELECT FOR UPDATE, sum existing milestone amounts and check the new total. Updates exclude the old row before adding the new amount. A contract update validates sum and date bounds again. Supported transactions use READ COMMITTED; application procedure APIs set this at the next standalone transaction. Direct administrative writes must keep that isolation throughout the transaction. Ordinary unsupported session isolation is rejected. This avoids the stale snapshot problem of an unrestricted REP</w:t>
+      </w:r>
+      <w:r>
+        <w:t>EATABLE READ aggregate check.</w:t>
       </w:r>
     </w:p>
     <w:p>
@@ -19224,7 +19354,13 @@
               <w:rPr>
                 <w:sz w:val="18"/>
               </w:rPr>
-              <w:t>Pre-aggregates milestones and successful payments separately; avoids retry fan-out and returns allocation, paid and outstanding amount.</w:t>
+              <w:t xml:space="preserve">Pre-aggregates milestones and successful payments separately; avoids retry fan-out and returns allocation, paid and </w:t>
+            </w:r>
+            <w:r>
+              <w:rPr>
+                <w:sz w:val="18"/>
+              </w:rPr>
+              <w:t>outstanding amount.</w:t>
             </w:r>
           </w:p>
         </w:tc>
@@ -19497,7 +19633,10 @@
     </w:p>
     <w:p>
       <w:r>
-        <w:t>Seed counts: 8 users, 3 clients, 5 freelancers, 6 skills, 10 freelancer-skill records, 3 categories, 8 jobs, 11 proposals, 5 contracts, 10 milestones and 6 payment attempts. Contract creation is triggered by ordered selection and confirmation, not by manually inserting a pre-confirmed proposal. One milestone has a FAILED attempt followed by PAID; other work is completed, approved, pending payment or unpaid. All example accounts use example.test and non-login placeholder hashes; no real payment credentials or personal mock data are used.</w:t>
+        <w:t xml:space="preserve">Seed counts: 8 users, 3 clients, 5 freelancers, 6 skills, 10 freelancer-skill records, 3 categories, 8 jobs, 11 proposals, 5 contracts, 10 milestones and 6 </w:t>
+      </w:r>
+      <w:r>
+        <w:t>payment attempts. Contract creation is triggered by ordered selection and confirmation, not by manually inserting a pre-confirmed proposal. One milestone has a FAILED attempt followed by PAID; other work is completed, approved, pending payment or unpaid. All example accounts use example.test and non-login placeholder hashes; no real payment credentials or personal mock data are used.</w:t>
       </w:r>
     </w:p>
     <w:p>
@@ -19510,7 +19649,10 @@
     </w:p>
     <w:p>
       <w:r>
-        <w:t>The following 12 queries ran on the restored seed before RBAC mutation tests. Expected values were specified independently and all assertions passed. Milliseconds represent the median of 10 measured local client executions after one warmup. Full result arrays and EXPLAIN FORMAT=JSON / EXPLAIN ANALYZE appear in evidence/query_results.json and docs/query_report.md.</w:t>
+        <w:t xml:space="preserve">The following 12 queries ran on the restored seed before RBAC </w:t>
+      </w:r>
+      <w:r>
+        <w:t>mutation tests. Expected values were specified independently and all assertions passed. Milliseconds represent the median of 10 measured local client executions after one warmup. Full result arrays and EXPLAIN FORMAT=JSON / EXPLAIN ANALYZE appear in evidence/query_results.json and docs/query_report.md.</w:t>
       </w:r>
     </w:p>
     <w:p>
@@ -19687,7 +19829,14 @@
           <w:rFonts w:ascii="DejaVu Sans Mono" w:eastAsia="DejaVu Sans Mono" w:hAnsi="DejaVu Sans Mono" w:cs="DejaVu Sans Mono"/>
           <w:sz w:val="16"/>
         </w:rPr>
-        <w:t>SELECT j.job_id,</w:t>
+        <w:t xml:space="preserve">SELECT </w:t>
+      </w:r>
+      <w:r>
+        <w:rPr>
+          <w:rFonts w:ascii="DejaVu Sans Mono" w:eastAsia="DejaVu Sans Mono" w:hAnsi="DejaVu Sans Mono" w:cs="DejaVu Sans Mono"/>
+          <w:sz w:val="16"/>
+        </w:rPr>
+        <w:t>j.job_id,</w:t>
       </w:r>
     </w:p>
     <w:p>
@@ -19962,7 +20111,10 @@
     </w:p>
     <w:p>
       <w:r>
-        <w:t>Actual: [[4, "3000.00", 1], [6, "1500.00", 2], [5, "800.00", 3], [7, "600.00", 4]]. PASS.</w:t>
+        <w:t xml:space="preserve">Actual: [[4, "3000.00", 1], [6, "1500.00", 2], [5, </w:t>
+      </w:r>
+      <w:r>
+        <w:t>"800.00", 3], [7, "600.00", 4]]. PASS.</w:t>
       </w:r>
     </w:p>
     <w:p>
@@ -20022,7 +20174,10 @@
     </w:p>
     <w:p>
       <w:r>
-        <w:t>Actual: [[1, 2, "700.00"], [2, 1, "200.00"], [3, 0, "0.00"]]. PASS.</w:t>
+        <w:t xml:space="preserve">Actual: [[1, 2, "700.00"], [2, 1, </w:t>
+      </w:r>
+      <w:r>
+        <w:t>"200.00"], [3, 0, "0.00"]]. PASS.</w:t>
       </w:r>
     </w:p>
     <w:p>
@@ -20420,7 +20575,10 @@
         <w:pStyle w:val="Heading3"/>
       </w:pPr>
       <w:r>
-        <w:t>Q-09 Freelancers with at least three skills</w:t>
+        <w:t xml:space="preserve">Q-09 Freelancers with at </w:t>
+      </w:r>
+      <w:r>
+        <w:t>least three skills</w:t>
       </w:r>
     </w:p>
     <w:p>
@@ -20955,7 +21113,10 @@
     <w:p/>
     <w:p>
       <w:r>
-        <w:t>Expected: Contracts1..5 each1.</w:t>
+        <w:t xml:space="preserve">Expected: </w:t>
+      </w:r>
+      <w:r>
+        <w:t>Contracts1..5 each1.</w:t>
       </w:r>
     </w:p>
     <w:p>
@@ -21133,7 +21294,10 @@
     </w:p>
     <w:p>
       <w:r>
-        <w:t>All 72 integrity/workflow/concurrency/invariant checks passed. A rejected invalid operation counts as PASS only when the expected MySQL error code and, where specified, business message match. Positive registration and confirmation tests additionally require exactly one created subtype/contract. Rollback isolates the ordinary test cases; concurrency tests use committed disposable fixtures. Test runner restores the seed before querying. Full SQL and engine messages for every test appear in docs/test_report.md and evidence/test_results.json.</w:t>
+        <w:t>All 72 integrity/workflow/concurrency/invariant checks passed. A rejected invalid operation counts as PASS only when the expected MySQL error code and, where specified, business message match. Positive registration and confirmation tests additionally require exactly one created subtype/contract. Rollback isolates the ordinary test cases; concurrency tests use committed disposable fixtures. Test runner restores the seed before querying. Full SQL and engine messages for every test appear in docs/test_report.m</w:t>
+      </w:r>
+      <w:r>
+        <w:t>d and evidence/test_results.json.</w:t>
       </w:r>
     </w:p>
     <w:tbl>
@@ -26464,7 +26628,13 @@
               <w:rPr>
                 <w:sz w:val="18"/>
               </w:rPr>
-              <w:t>BR-15 and BR-16 successful payment</w:t>
+              <w:t xml:space="preserve">BR-15 and BR-16 </w:t>
+            </w:r>
+            <w:r>
+              <w:rPr>
+                <w:sz w:val="18"/>
+              </w:rPr>
+              <w:t>successful payment</w:t>
             </w:r>
           </w:p>
         </w:tc>
@@ -27364,7 +27534,13 @@
               <w:rPr>
                 <w:sz w:val="18"/>
               </w:rPr>
-              <w:t>negative milestone</w:t>
+              <w:t xml:space="preserve">negative </w:t>
+            </w:r>
+            <w:r>
+              <w:rPr>
+                <w:sz w:val="18"/>
+              </w:rPr>
+              <w:t>milestone</w:t>
             </w:r>
           </w:p>
         </w:tc>
@@ -30215,7 +30391,13 @@
               <w:rPr>
                 <w:sz w:val="18"/>
               </w:rPr>
-              <w:t>client wrong subtype</w:t>
+              <w:t xml:space="preserve">client </w:t>
+            </w:r>
+            <w:r>
+              <w:rPr>
+                <w:sz w:val="18"/>
+              </w:rPr>
+              <w:t>wrong subtype</w:t>
             </w:r>
           </w:p>
         </w:tc>
@@ -30844,7 +31026,13 @@
               <w:rPr>
                 <w:sz w:val="18"/>
               </w:rPr>
-              <w:t>second waits then rejects; no invariant violation</w:t>
+              <w:t xml:space="preserve">second waits then rejects; no </w:t>
+            </w:r>
+            <w:r>
+              <w:rPr>
+                <w:sz w:val="18"/>
+              </w:rPr>
+              <w:t>invariant violation</w:t>
             </w:r>
           </w:p>
         </w:tc>
@@ -31294,7 +31482,13 @@
               <w:rPr>
                 <w:sz w:val="18"/>
               </w:rPr>
-              <w:t>second waits then accepts; total within limit</w:t>
+              <w:t xml:space="preserve">second waits then accepts; total </w:t>
+            </w:r>
+            <w:r>
+              <w:rPr>
+                <w:sz w:val="18"/>
+              </w:rPr>
+              <w:t>within limit</w:t>
             </w:r>
           </w:p>
         </w:tc>
@@ -32201,7 +32395,10 @@
     </w:p>
     <w:p>
       <w:r>
-        <w:t>CC-01 checks simultaneous changes to a pending milestone; CC-02 checks two new allocations against a shared contract; CC-03 checks duplicate successful payments; CC-04 checks selecting two distinct proposals for one open job. The second transaction waits on the common parent/work row and then fails with the expected business/unique rejection. CC-05 checks that exactly filling a valid contract with concurrent allocations succeeds. Post-race invariant queries find zero allocation overflows, multiple paid results, multiple selected proposals, missing subtypes and confirmed proposals without contracts. These are measured test cases, not a proof over every possible interleaving.</w:t>
+        <w:t xml:space="preserve">CC-01 checks simultaneous changes to a pending milestone; CC-02 checks two new allocations against a shared contract; CC-03 checks duplicate successful payments; CC-04 checks </w:t>
+      </w:r>
+      <w:r>
+        <w:t>selecting two distinct proposals for one open job. The second transaction waits on the common parent/work row and then fails with the expected business/unique rejection. CC-05 checks that exactly filling a valid contract with concurrent allocations succeeds. Post-race invariant queries find zero allocation overflows, multiple paid results, multiple selected proposals, missing subtypes and confirmed proposals without contracts. These are measured test cases, not a proof over every possible interleaving.</w:t>
       </w:r>
     </w:p>
     <w:p>
@@ -32503,7 +32700,13 @@
               <w:rPr>
                 <w:sz w:val="18"/>
               </w:rPr>
-              <w:t>Client approval; direct table DML; another freelancer identity</w:t>
+              <w:t xml:space="preserve">Client </w:t>
+            </w:r>
+            <w:r>
+              <w:rPr>
+                <w:sz w:val="18"/>
+              </w:rPr>
+              <w:t>approval; direct table DML; another freelancer identity</w:t>
             </w:r>
           </w:p>
         </w:tc>
@@ -32687,7 +32890,13 @@
               <w:rPr>
                 <w:sz w:val="18"/>
               </w:rPr>
-              <w:t>User password_hash and base tables; skill privilege revoked</w:t>
+              <w:t xml:space="preserve">User password_hash and base </w:t>
+            </w:r>
+            <w:r>
+              <w:rPr>
+                <w:sz w:val="18"/>
+              </w:rPr>
+              <w:t>tables; skill privilege revoked</w:t>
             </w:r>
           </w:p>
         </w:tc>
@@ -33535,7 +33744,13 @@
               <w:rPr>
                 <w:sz w:val="18"/>
               </w:rPr>
-              <w:t>Rejected 1644 — CALL sp_select_proposal(NULL,11)</w:t>
+              <w:t xml:space="preserve">Rejected 1644 — CALL </w:t>
+            </w:r>
+            <w:r>
+              <w:rPr>
+                <w:sz w:val="18"/>
+              </w:rPr>
+              <w:t>sp_select_proposal(NULL,11)</w:t>
             </w:r>
           </w:p>
         </w:tc>
@@ -33811,7 +34026,13 @@
               <w:rPr>
                 <w:sz w:val="18"/>
               </w:rPr>
-              <w:t>Rejected 1644 — CALL sp_advance_milestone(NULL,2,'APPROVED')</w:t>
+              <w:t xml:space="preserve">Rejected 1644 — CALL </w:t>
+            </w:r>
+            <w:r>
+              <w:rPr>
+                <w:sz w:val="18"/>
+              </w:rPr>
+              <w:t>sp_advance_milestone(NULL,2,'APPROVED')</w:t>
             </w:r>
           </w:p>
         </w:tc>
@@ -34087,7 +34308,13 @@
               <w:rPr>
                 <w:sz w:val="18"/>
               </w:rPr>
-              <w:t>Rejected 1644 — CALL sp_advance_milestone(4,2,'APPROVED')</w:t>
+              <w:t xml:space="preserve">Rejected 1644 — CALL </w:t>
+            </w:r>
+            <w:r>
+              <w:rPr>
+                <w:sz w:val="18"/>
+              </w:rPr>
+              <w:t>sp_advance_milestone(4,2,'APPROVED')</w:t>
             </w:r>
           </w:p>
         </w:tc>
@@ -34363,7 +34590,13 @@
               <w:rPr>
                 <w:sz w:val="18"/>
               </w:rPr>
-              <w:t>Accepted — CALL sp_post_job(1,1,'RBAC demo job','Synthetic',100,500,NULL)</w:t>
+              <w:t xml:space="preserve">Accepted — CALL </w:t>
+            </w:r>
+            <w:r>
+              <w:rPr>
+                <w:sz w:val="18"/>
+              </w:rPr>
+              <w:t>sp_post_job(1,1,'RBAC demo job','Synthetic',100,500,NULL)</w:t>
             </w:r>
           </w:p>
         </w:tc>
@@ -34639,7 +34872,13 @@
               <w:rPr>
                 <w:sz w:val="18"/>
               </w:rPr>
-              <w:t>Accepted — CALL sp_confirm_proposal(4,12)</w:t>
+              <w:t xml:space="preserve">Accepted — CALL </w:t>
+            </w:r>
+            <w:r>
+              <w:rPr>
+                <w:sz w:val="18"/>
+              </w:rPr>
+              <w:t>sp_confirm_proposal(4,12)</w:t>
             </w:r>
           </w:p>
         </w:tc>
@@ -34744,7 +34983,10 @@
     </w:p>
     <w:p>
       <w:r>
-        <w:t>Production controls: do not use root for the application. Provision a dedicated definer with only needed privileges. Parameterize all application SQL; no dynamic SQL is used here. Compute real hashes in the future authentication layer, keep secrets out of version control and use TLS for remote connections. At-rest encryption, encrypted backups and daily restore drills remain deployment requirements. The tested local engine and locked role templates do not certify those controls. Analyst aggregate access is intentionally global. External provider idempotency and refunds are outside this database exercise.</w:t>
+        <w:t xml:space="preserve">Production controls: do not use root for the application. Provision a dedicated definer with only needed privileges. Parameterize all </w:t>
+      </w:r>
+      <w:r>
+        <w:t>application SQL; no dynamic SQL is used here. Compute real hashes in the future authentication layer, keep secrets out of version control and use TLS for remote connections. At-rest encryption, encrypted backups and daily restore drills remain deployment requirements. The tested local engine and locked role templates do not certify those controls. Analyst aggregate access is intentionally global. External provider idempotency and refunds are outside this database exercise.</w:t>
       </w:r>
     </w:p>
     <w:p>
@@ -34782,7 +35024,10 @@
       </w:r>
       <w:r>
         <w:br/>
-        <w:t>Parents in all other1:N relations may have zero children. Each child has exactly1 parent due to NOT NULL FK. A proposal has0..1 contract, and each contract exactly1 proposal. Milestone has0..N payment attempts, with0..1 PAID result; failed/pending attempts do not count as success. A fresh active contract can initially have zero milestones; completion requires full paid allocation.</w:t>
+        <w:t xml:space="preserve">Parents in all other1:N relations may have zero children. Each child has exactly1 parent due to NOT NULL FK. A proposal has0..1 contract, and each contract exactly1 proposal. Milestone has0..N payment attempts, with0..1 PAID result; failed/pending attempts do not count </w:t>
+      </w:r>
+      <w:r>
+        <w:t>as success. A fresh active contract can initially have zero milestones; completion requires full paid allocation.</w:t>
       </w:r>
       <w:r>
         <w:br/>
@@ -34796,7 +35041,10 @@
       </w:r>
       <w:r>
         <w:br/>
-        <w:t>Technical additions: users.user_type restored to mapping; jobs.created_at for deterministic dates; proposals.selected_job_id and payments.paid_milestone_id are generated uniqueness helpers. No business entity added. Payment method labels normalize the original textual examples to PAYPAL, CREDIT_CARD and BANK_TRANSFER. Profile title is initialized to Not specified atomically and can be edited.</w:t>
+        <w:t>Technical additions: users.user_type restored to mapping; jobs.created_at for determin</w:t>
+      </w:r>
+      <w:r>
+        <w:t>istic dates; proposals.selected_job_id and payments.paid_milestone_id are generated uniqueness helpers. No business entity added. Payment method labels normalize the original textual examples to PAYPAL, CREDIT_CARD and BANK_TRANSFER. Profile title is initialized to Not specified atomically and can be edited.</w:t>
       </w:r>
       <w:r>
         <w:br/>
@@ -35574,7 +35822,13 @@
               <w:rPr>
                 <w:sz w:val="18"/>
               </w:rPr>
-              <w:t>PENDING-&gt;CLIENT_ACCEPTED-&gt;CONFIRMED; AFTER UPDATE creates one UNIQUE contract atomically; retain contract</w:t>
+              <w:t xml:space="preserve">PENDING-&gt;CLIENT_ACCEPTED-&gt;CONFIRMED; AFTER UPDATE creates one UNIQUE </w:t>
+            </w:r>
+            <w:r>
+              <w:rPr>
+                <w:sz w:val="18"/>
+              </w:rPr>
+              <w:t>contract atomically; retain contract</w:t>
             </w:r>
           </w:p>
         </w:tc>
@@ -35911,7 +36165,13 @@
     </w:p>
     <w:p>
       <w:r>
-        <w:t>Keep all 11 entities and decompose transfer facts from attempt facts: payments(payment_id PK, milestone_id FK, payment_method, payment_status, paid_milestone_id generated). Derive payer_id, payee_id and amount by a JOIN view over milestone and contract. The attempt business relation then has only payment_id as determinant; the repeated milestone transfer FD disappears from the table. The decomposition is lossless because each milestone belongs to exactly one contract and each contract identifies one client/freelancer pair. Generated columns remain implementation helpers, not business relation attributes.</w:t>
+        <w:t xml:space="preserve">Keep all 11 </w:t>
+      </w:r>
+      <w:r>
+        <w:t>entities and decompose transfer facts from attempt facts: payments(payment_id PK, milestone_id FK, payment_method, payment_status, paid_milestone_id generated). Derive payer_id, payee_id and amount by a JOIN view over milestone and contract. The attempt business relation then has only payment_id as determinant; the repeated milestone transfer FD disappears from the table. The decomposition is lossless because each milestone belongs to exactly one contract and each contract identifies one client/freelancer p</w:t>
+      </w:r>
+      <w:r>
+        <w:t>air. Generated columns remain implementation helpers, not business relation attributes.</w:t>
       </w:r>
     </w:p>
     <w:p>
@@ -35939,7 +36199,10 @@
     </w:p>
     <w:p>
       <w:r>
-        <w:t>Database Project Report template, supplied DOCX, report sections 1–5.</w:t>
+        <w:t xml:space="preserve">Database Project Report </w:t>
+      </w:r>
+      <w:r>
+        <w:t>template, supplied DOCX, report sections 1–5.</w:t>
       </w:r>
     </w:p>
     <w:p>
@@ -35949,7 +36212,10 @@
     </w:p>
     <w:p>
       <w:r>
-        <w:t>MySQL 8.0 Reference Manual, CREATE TRIGGER and Trigger Syntax and Examples: https://dev.mysql.com/doc/refman/8.0/en/create-trigger.html and https://dev.mysql.com/doc/refman/8.0/en/trigger-syntax.html.</w:t>
+        <w:t xml:space="preserve">MySQL 8.0 Reference Manual, CREATE TRIGGER and Trigger Syntax and Examples: </w:t>
+      </w:r>
+      <w:r>
+        <w:t>https://dev.mysql.com/doc/refman/8.0/en/create-trigger.html and https://dev.mysql.com/doc/refman/8.0/en/trigger-syntax.html.</w:t>
       </w:r>
     </w:p>
     <w:p>
@@ -35958,7 +36224,7 @@
       </w:r>
     </w:p>
     <w:sectPr>
-      <w:footerReference w:type="default" r:id="rId11"/>
+      <w:footerReference w:type="default" r:id="rId9"/>
       <w:pgSz w:w="11909" w:h="16834"/>
       <w:pgMar w:top="1008" w:right="936" w:bottom="1008" w:left="936" w:header="720" w:footer="720" w:gutter="0"/>
       <w:cols w:space="720"/>
@@ -35969,7 +36235,7 @@
 </file>
 
 <file path=word/endnotes.xml><?xml version="1.0" encoding="utf-8"?>
-<w:endnotes xmlns:wpc="http://schemas.microsoft.com/office/word/2010/wordprocessingCanvas" xmlns:cx="http://schemas.microsoft.com/office/drawing/2014/chartex" xmlns:cx1="http://schemas.microsoft.com/office/drawing/2015/9/8/chartex" xmlns:cx2="http://schemas.microsoft.com/office/drawing/2015/10/21/chartex" xmlns:cx3="http://schemas.microsoft.com/office/drawing/2016/5/9/chartex" xmlns:cx4="http://schemas.microsoft.com/office/drawing/2016/5/10/chartex" xmlns:cx5="http://schemas.microsoft.com/office/drawing/2016/5/11/chartex" xmlns:cx6="http://schemas.microsoft.com/office/drawing/2016/5/12/chartex" xmlns:cx7="http://schemas.microsoft.com/office/drawing/2016/5/13/chartex" xmlns:cx8="http://schemas.microsoft.com/office/drawing/2016/5/14/chartex" xmlns:mc="http://schemas.openxmlformats.org/markup-compatibility/2006" xmlns:aink="http://schemas.microsoft.com/office/drawing/2016/ink" xmlns:am3d="http://schemas.microsoft.com/office/drawing/2017/model3d" xmlns:o="urn:schemas-microsoft-com:office:office" xmlns:oel="http://schemas.microsoft.com/office/2019/extlst" xmlns:r="http://schemas.openxmlformats.org/officeDocument/2006/relationships" xmlns:m="http://schemas.openxmlformats.org/officeDocument/2006/math" xmlns:v="urn:schemas-microsoft-com:vml" xmlns:wp14="http://schemas.microsoft.com/office/word/2010/wordprocessingDrawing" xmlns:wp="http://schemas.openxmlformats.org/drawingml/2006/wordprocessingDrawing" xmlns:w10="urn:schemas-microsoft-com:office:word" xmlns:w="http://schemas.openxmlformats.org/wordprocessingml/2006/main" xmlns:w14="http://schemas.microsoft.com/office/word/2010/wordml" xmlns:w15="http://schemas.microsoft.com/office/word/2012/wordml" xmlns:w16cex="http://schemas.microsoft.com/office/word/2018/wordml/cex" xmlns:w16cid="http://schemas.microsoft.com/office/word/2016/wordml/cid" xmlns:w16="http://schemas.microsoft.com/office/word/2018/wordml" xmlns:w16du="http://schemas.microsoft.com/office/word/2023/wordml/word16du" xmlns:w16sdtdh="http://schemas.microsoft.com/office/word/2020/wordml/sdtdatahash" xmlns:w16sdtfl="http://schemas.microsoft.com/office/word/2024/wordml/sdtformatlock" xmlns:w16se="http://schemas.microsoft.com/office/word/2015/wordml/symex" xmlns:wpg="http://schemas.microsoft.com/office/word/2010/wordprocessingGroup" xmlns:wpi="http://schemas.microsoft.com/office/word/2010/wordprocessingInk" xmlns:wne="http://schemas.microsoft.com/office/word/2006/wordml" xmlns:wps="http://schemas.microsoft.com/office/word/2010/wordprocessingShape" mc:Ignorable="w14 w15 w16se w16cid w16 w16cex w16sdtdh w16sdtfl w16du wp14">
+<w:endnotes xmlns:wpc="http://schemas.microsoft.com/office/word/2010/wordprocessingCanvas" xmlns:cx="http://schemas.microsoft.com/office/drawing/2014/chartex" xmlns:cx1="http://schemas.microsoft.com/office/drawing/2015/9/8/chartex" xmlns:cx2="http://schemas.microsoft.com/office/drawing/2015/10/21/chartex" xmlns:cx3="http://schemas.microsoft.com/office/drawing/2016/5/9/chartex" xmlns:cx4="http://schemas.microsoft.com/office/drawing/2016/5/10/chartex" xmlns:cx5="http://schemas.microsoft.com/office/drawing/2016/5/11/chartex" xmlns:cx6="http://schemas.microsoft.com/office/drawing/2016/5/12/chartex" xmlns:cx7="http://schemas.microsoft.com/office/drawing/2016/5/13/chartex" xmlns:cx8="http://schemas.microsoft.com/office/drawing/2016/5/14/chartex" xmlns:mc="http://schemas.openxmlformats.org/markup-compatibility/2006" xmlns:aink="http://schemas.microsoft.com/office/drawing/2016/ink" xmlns:am3d="http://schemas.microsoft.com/office/drawing/2017/model3d" xmlns:o="urn:schemas-microsoft-com:office:office" xmlns:oel="http://schemas.microsoft.com/office/2019/extlst" xmlns:r="http://schemas.openxmlformats.org/officeDocument/2006/relationships" xmlns:m="http://schemas.openxmlformats.org/officeDocument/2006/math" xmlns:v="urn:schemas-microsoft-com:vml" xmlns:wp14="http://schemas.microsoft.com/office/word/2010/wordprocessingDrawing" xmlns:wp="http://schemas.openxmlformats.org/drawingml/2006/wordprocessingDrawing" xmlns:w10="urn:schemas-microsoft-com:office:word" xmlns:w="http://schemas.openxmlformats.org/wordprocessingml/2006/main" xmlns:w14="http://schemas.microsoft.com/office/word/2010/wordml" xmlns:w15="http://schemas.microsoft.com/office/word/2012/wordml" xmlns:w16cex="http://schemas.microsoft.com/office/word/2018/wordml/cex" xmlns:w16cid="http://schemas.microsoft.com/office/word/2016/wordml/cid" xmlns:w16="http://schemas.microsoft.com/office/word/2018/wordml" xmlns:w16sdtdh="http://schemas.microsoft.com/office/word/2020/wordml/sdtdatahash" xmlns:w16se="http://schemas.microsoft.com/office/word/2015/wordml/symex" xmlns:wpg="http://schemas.microsoft.com/office/word/2010/wordprocessingGroup" xmlns:wpi="http://schemas.microsoft.com/office/word/2010/wordprocessingInk" xmlns:wne="http://schemas.microsoft.com/office/word/2006/wordml" xmlns:wps="http://schemas.microsoft.com/office/word/2010/wordprocessingShape" mc:Ignorable="w14 w15 w16se w16cid w16 w16cex w16sdtdh wp14">
   <w:endnote w:type="separator" w:id="-1">
     <w:p>
       <w:pPr>
@@ -35994,7 +36260,7 @@
 </file>
 
 <file path=word/footer1.xml><?xml version="1.0" encoding="utf-8"?>
-<w:ftr xmlns:wpc="http://schemas.microsoft.com/office/word/2010/wordprocessingCanvas" xmlns:cx="http://schemas.microsoft.com/office/drawing/2014/chartex" xmlns:cx1="http://schemas.microsoft.com/office/drawing/2015/9/8/chartex" xmlns:cx2="http://schemas.microsoft.com/office/drawing/2015/10/21/chartex" xmlns:cx3="http://schemas.microsoft.com/office/drawing/2016/5/9/chartex" xmlns:cx4="http://schemas.microsoft.com/office/drawing/2016/5/10/chartex" xmlns:cx5="http://schemas.microsoft.com/office/drawing/2016/5/11/chartex" xmlns:cx6="http://schemas.microsoft.com/office/drawing/2016/5/12/chartex" xmlns:cx7="http://schemas.microsoft.com/office/drawing/2016/5/13/chartex" xmlns:cx8="http://schemas.microsoft.com/office/drawing/2016/5/14/chartex" xmlns:mc="http://schemas.openxmlformats.org/markup-compatibility/2006" xmlns:aink="http://schemas.microsoft.com/office/drawing/2016/ink" xmlns:am3d="http://schemas.microsoft.com/office/drawing/2017/model3d" xmlns:o="urn:schemas-microsoft-com:office:office" xmlns:oel="http://schemas.microsoft.com/office/2019/extlst" xmlns:r="http://schemas.openxmlformats.org/officeDocument/2006/relationships" xmlns:m="http://schemas.openxmlformats.org/officeDocument/2006/math" xmlns:v="urn:schemas-microsoft-com:vml" xmlns:wp14="http://schemas.microsoft.com/office/word/2010/wordprocessingDrawing" xmlns:wp="http://schemas.openxmlformats.org/drawingml/2006/wordprocessingDrawing" xmlns:w10="urn:schemas-microsoft-com:office:word" xmlns:w="http://schemas.openxmlformats.org/wordprocessingml/2006/main" xmlns:w14="http://schemas.microsoft.com/office/word/2010/wordml" xmlns:w15="http://schemas.microsoft.com/office/word/2012/wordml" xmlns:w16cex="http://schemas.microsoft.com/office/word/2018/wordml/cex" xmlns:w16cid="http://schemas.microsoft.com/office/word/2016/wordml/cid" xmlns:w16="http://schemas.microsoft.com/office/word/2018/wordml" xmlns:w16du="http://schemas.microsoft.com/office/word/2023/wordml/word16du" xmlns:w16sdtdh="http://schemas.microsoft.com/office/word/2020/wordml/sdtdatahash" xmlns:w16sdtfl="http://schemas.microsoft.com/office/word/2024/wordml/sdtformatlock" xmlns:w16se="http://schemas.microsoft.com/office/word/2015/wordml/symex" xmlns:wpg="http://schemas.microsoft.com/office/word/2010/wordprocessingGroup" xmlns:wpi="http://schemas.microsoft.com/office/word/2010/wordprocessingInk" xmlns:wne="http://schemas.microsoft.com/office/word/2006/wordml" xmlns:wps="http://schemas.microsoft.com/office/word/2010/wordprocessingShape" mc:Ignorable="w14 w15 w16se w16cid w16 w16cex w16sdtdh w16sdtfl w16du wp14">
+<w:ftr xmlns:wpc="http://schemas.microsoft.com/office/word/2010/wordprocessingCanvas" xmlns:cx="http://schemas.microsoft.com/office/drawing/2014/chartex" xmlns:cx1="http://schemas.microsoft.com/office/drawing/2015/9/8/chartex" xmlns:cx2="http://schemas.microsoft.com/office/drawing/2015/10/21/chartex" xmlns:cx3="http://schemas.microsoft.com/office/drawing/2016/5/9/chartex" xmlns:cx4="http://schemas.microsoft.com/office/drawing/2016/5/10/chartex" xmlns:cx5="http://schemas.microsoft.com/office/drawing/2016/5/11/chartex" xmlns:cx6="http://schemas.microsoft.com/office/drawing/2016/5/12/chartex" xmlns:cx7="http://schemas.microsoft.com/office/drawing/2016/5/13/chartex" xmlns:cx8="http://schemas.microsoft.com/office/drawing/2016/5/14/chartex" xmlns:mc="http://schemas.openxmlformats.org/markup-compatibility/2006" xmlns:aink="http://schemas.microsoft.com/office/drawing/2016/ink" xmlns:am3d="http://schemas.microsoft.com/office/drawing/2017/model3d" xmlns:o="urn:schemas-microsoft-com:office:office" xmlns:oel="http://schemas.microsoft.com/office/2019/extlst" xmlns:r="http://schemas.openxmlformats.org/officeDocument/2006/relationships" xmlns:m="http://schemas.openxmlformats.org/officeDocument/2006/math" xmlns:v="urn:schemas-microsoft-com:vml" xmlns:wp14="http://schemas.microsoft.com/office/word/2010/wordprocessingDrawing" xmlns:wp="http://schemas.openxmlformats.org/drawingml/2006/wordprocessingDrawing" xmlns:w10="urn:schemas-microsoft-com:office:word" xmlns:w="http://schemas.openxmlformats.org/wordprocessingml/2006/main" xmlns:w14="http://schemas.microsoft.com/office/word/2010/wordml" xmlns:w15="http://schemas.microsoft.com/office/word/2012/wordml" xmlns:w16cex="http://schemas.microsoft.com/office/word/2018/wordml/cex" xmlns:w16cid="http://schemas.microsoft.com/office/word/2016/wordml/cid" xmlns:w16="http://schemas.microsoft.com/office/word/2018/wordml" xmlns:w16sdtdh="http://schemas.microsoft.com/office/word/2020/wordml/sdtdatahash" xmlns:w16se="http://schemas.microsoft.com/office/word/2015/wordml/symex" xmlns:wpg="http://schemas.microsoft.com/office/word/2010/wordprocessingGroup" xmlns:wpi="http://schemas.microsoft.com/office/word/2010/wordprocessingInk" xmlns:wne="http://schemas.microsoft.com/office/word/2006/wordml" xmlns:wps="http://schemas.microsoft.com/office/word/2010/wordprocessingShape" mc:Ignorable="w14 w15 w16se w16cid w16 w16cex w16sdtdh wp14">
   <w:p>
     <w:pPr>
       <w:pStyle w:val="Footer"/>
@@ -36023,7 +36289,7 @@
 </file>
 
 <file path=word/footnotes.xml><?xml version="1.0" encoding="utf-8"?>
-<w:footnotes xmlns:wpc="http://schemas.microsoft.com/office/word/2010/wordprocessingCanvas" xmlns:cx="http://schemas.microsoft.com/office/drawing/2014/chartex" xmlns:cx1="http://schemas.microsoft.com/office/drawing/2015/9/8/chartex" xmlns:cx2="http://schemas.microsoft.com/office/drawing/2015/10/21/chartex" xmlns:cx3="http://schemas.microsoft.com/office/drawing/2016/5/9/chartex" xmlns:cx4="http://schemas.microsoft.com/office/drawing/2016/5/10/chartex" xmlns:cx5="http://schemas.microsoft.com/office/drawing/2016/5/11/chartex" xmlns:cx6="http://schemas.microsoft.com/office/drawing/2016/5/12/chartex" xmlns:cx7="http://schemas.microsoft.com/office/drawing/2016/5/13/chartex" xmlns:cx8="http://schemas.microsoft.com/office/drawing/2016/5/14/chartex" xmlns:mc="http://schemas.openxmlformats.org/markup-compatibility/2006" xmlns:aink="http://schemas.microsoft.com/office/drawing/2016/ink" xmlns:am3d="http://schemas.microsoft.com/office/drawing/2017/model3d" xmlns:o="urn:schemas-microsoft-com:office:office" xmlns:oel="http://schemas.microsoft.com/office/2019/extlst" xmlns:r="http://schemas.openxmlformats.org/officeDocument/2006/relationships" xmlns:m="http://schemas.openxmlformats.org/officeDocument/2006/math" xmlns:v="urn:schemas-microsoft-com:vml" xmlns:wp14="http://schemas.microsoft.com/office/word/2010/wordprocessingDrawing" xmlns:wp="http://schemas.openxmlformats.org/drawingml/2006/wordprocessingDrawing" xmlns:w10="urn:schemas-microsoft-com:office:word" xmlns:w="http://schemas.openxmlformats.org/wordprocessingml/2006/main" xmlns:w14="http://schemas.microsoft.com/office/word/2010/wordml" xmlns:w15="http://schemas.microsoft.com/office/word/2012/wordml" xmlns:w16cex="http://schemas.microsoft.com/office/word/2018/wordml/cex" xmlns:w16cid="http://schemas.microsoft.com/office/word/2016/wordml/cid" xmlns:w16="http://schemas.microsoft.com/office/word/2018/wordml" xmlns:w16du="http://schemas.microsoft.com/office/word/2023/wordml/word16du" xmlns:w16sdtdh="http://schemas.microsoft.com/office/word/2020/wordml/sdtdatahash" xmlns:w16sdtfl="http://schemas.microsoft.com/office/word/2024/wordml/sdtformatlock" xmlns:w16se="http://schemas.microsoft.com/office/word/2015/wordml/symex" xmlns:wpg="http://schemas.microsoft.com/office/word/2010/wordprocessingGroup" xmlns:wpi="http://schemas.microsoft.com/office/word/2010/wordprocessingInk" xmlns:wne="http://schemas.microsoft.com/office/word/2006/wordml" xmlns:wps="http://schemas.microsoft.com/office/word/2010/wordprocessingShape" mc:Ignorable="w14 w15 w16se w16cid w16 w16cex w16sdtdh w16sdtfl w16du wp14">
+<w:footnotes xmlns:wpc="http://schemas.microsoft.com/office/word/2010/wordprocessingCanvas" xmlns:cx="http://schemas.microsoft.com/office/drawing/2014/chartex" xmlns:cx1="http://schemas.microsoft.com/office/drawing/2015/9/8/chartex" xmlns:cx2="http://schemas.microsoft.com/office/drawing/2015/10/21/chartex" xmlns:cx3="http://schemas.microsoft.com/office/drawing/2016/5/9/chartex" xmlns:cx4="http://schemas.microsoft.com/office/drawing/2016/5/10/chartex" xmlns:cx5="http://schemas.microsoft.com/office/drawing/2016/5/11/chartex" xmlns:cx6="http://schemas.microsoft.com/office/drawing/2016/5/12/chartex" xmlns:cx7="http://schemas.microsoft.com/office/drawing/2016/5/13/chartex" xmlns:cx8="http://schemas.microsoft.com/office/drawing/2016/5/14/chartex" xmlns:mc="http://schemas.openxmlformats.org/markup-compatibility/2006" xmlns:aink="http://schemas.microsoft.com/office/drawing/2016/ink" xmlns:am3d="http://schemas.microsoft.com/office/drawing/2017/model3d" xmlns:o="urn:schemas-microsoft-com:office:office" xmlns:oel="http://schemas.microsoft.com/office/2019/extlst" xmlns:r="http://schemas.openxmlformats.org/officeDocument/2006/relationships" xmlns:m="http://schemas.openxmlformats.org/officeDocument/2006/math" xmlns:v="urn:schemas-microsoft-com:vml" xmlns:wp14="http://schemas.microsoft.com/office/word/2010/wordprocessingDrawing" xmlns:wp="http://schemas.openxmlformats.org/drawingml/2006/wordprocessingDrawing" xmlns:w10="urn:schemas-microsoft-com:office:word" xmlns:w="http://schemas.openxmlformats.org/wordprocessingml/2006/main" xmlns:w14="http://schemas.microsoft.com/office/word/2010/wordml" xmlns:w15="http://schemas.microsoft.com/office/word/2012/wordml" xmlns:w16cex="http://schemas.microsoft.com/office/word/2018/wordml/cex" xmlns:w16cid="http://schemas.microsoft.com/office/word/2016/wordml/cid" xmlns:w16="http://schemas.microsoft.com/office/word/2018/wordml" xmlns:w16sdtdh="http://schemas.microsoft.com/office/word/2020/wordml/sdtdatahash" xmlns:w16se="http://schemas.microsoft.com/office/word/2015/wordml/symex" xmlns:wpg="http://schemas.microsoft.com/office/word/2010/wordprocessingGroup" xmlns:wpi="http://schemas.microsoft.com/office/word/2010/wordprocessingInk" xmlns:wne="http://schemas.microsoft.com/office/word/2006/wordml" xmlns:wps="http://schemas.microsoft.com/office/word/2010/wordprocessingShape" mc:Ignorable="w14 w15 w16se w16cid w16 w16cex w16sdtdh wp14">
   <w:footnote w:type="separator" w:id="-1">
     <w:p>
       <w:pPr>
@@ -36048,7 +36314,7 @@
 </file>
 
 <file path=word/numbering.xml><?xml version="1.0" encoding="utf-8"?>
-<w:numbering xmlns:wpc="http://schemas.microsoft.com/office/word/2010/wordprocessingCanvas" xmlns:cx="http://schemas.microsoft.com/office/drawing/2014/chartex" xmlns:cx1="http://schemas.microsoft.com/office/drawing/2015/9/8/chartex" xmlns:cx2="http://schemas.microsoft.com/office/drawing/2015/10/21/chartex" xmlns:cx3="http://schemas.microsoft.com/office/drawing/2016/5/9/chartex" xmlns:cx4="http://schemas.microsoft.com/office/drawing/2016/5/10/chartex" xmlns:cx5="http://schemas.microsoft.com/office/drawing/2016/5/11/chartex" xmlns:cx6="http://schemas.microsoft.com/office/drawing/2016/5/12/chartex" xmlns:cx7="http://schemas.microsoft.com/office/drawing/2016/5/13/chartex" xmlns:cx8="http://schemas.microsoft.com/office/drawing/2016/5/14/chartex" xmlns:mc="http://schemas.openxmlformats.org/markup-compatibility/2006" xmlns:aink="http://schemas.microsoft.com/office/drawing/2016/ink" xmlns:am3d="http://schemas.microsoft.com/office/drawing/2017/model3d" xmlns:o="urn:schemas-microsoft-com:office:office" xmlns:oel="http://schemas.microsoft.com/office/2019/extlst" xmlns:r="http://schemas.openxmlformats.org/officeDocument/2006/relationships" xmlns:m="http://schemas.openxmlformats.org/officeDocument/2006/math" xmlns:v="urn:schemas-microsoft-com:vml" xmlns:wp14="http://schemas.microsoft.com/office/word/2010/wordprocessingDrawing" xmlns:wp="http://schemas.openxmlformats.org/drawingml/2006/wordprocessingDrawing" xmlns:w10="urn:schemas-microsoft-com:office:word" xmlns:w="http://schemas.openxmlformats.org/wordprocessingml/2006/main" xmlns:w14="http://schemas.microsoft.com/office/word/2010/wordml" xmlns:w15="http://schemas.microsoft.com/office/word/2012/wordml" xmlns:w16cex="http://schemas.microsoft.com/office/word/2018/wordml/cex" xmlns:w16cid="http://schemas.microsoft.com/office/word/2016/wordml/cid" xmlns:w16="http://schemas.microsoft.com/office/word/2018/wordml" xmlns:w16du="http://schemas.microsoft.com/office/word/2023/wordml/word16du" xmlns:w16sdtdh="http://schemas.microsoft.com/office/word/2020/wordml/sdtdatahash" xmlns:w16sdtfl="http://schemas.microsoft.com/office/word/2024/wordml/sdtformatlock" xmlns:w16se="http://schemas.microsoft.com/office/word/2015/wordml/symex" xmlns:wpg="http://schemas.microsoft.com/office/word/2010/wordprocessingGroup" xmlns:wpi="http://schemas.microsoft.com/office/word/2010/wordprocessingInk" xmlns:wne="http://schemas.microsoft.com/office/word/2006/wordml" xmlns:wps="http://schemas.microsoft.com/office/word/2010/wordprocessingShape" mc:Ignorable="w14 w15 w16se w16cid w16 w16cex w16sdtdh w16sdtfl w16du wp14">
+<w:numbering xmlns:wpc="http://schemas.microsoft.com/office/word/2010/wordprocessingCanvas" xmlns:cx="http://schemas.microsoft.com/office/drawing/2014/chartex" xmlns:cx1="http://schemas.microsoft.com/office/drawing/2015/9/8/chartex" xmlns:cx2="http://schemas.microsoft.com/office/drawing/2015/10/21/chartex" xmlns:cx3="http://schemas.microsoft.com/office/drawing/2016/5/9/chartex" xmlns:cx4="http://schemas.microsoft.com/office/drawing/2016/5/10/chartex" xmlns:cx5="http://schemas.microsoft.com/office/drawing/2016/5/11/chartex" xmlns:cx6="http://schemas.microsoft.com/office/drawing/2016/5/12/chartex" xmlns:cx7="http://schemas.microsoft.com/office/drawing/2016/5/13/chartex" xmlns:cx8="http://schemas.microsoft.com/office/drawing/2016/5/14/chartex" xmlns:mc="http://schemas.openxmlformats.org/markup-compatibility/2006" xmlns:aink="http://schemas.microsoft.com/office/drawing/2016/ink" xmlns:am3d="http://schemas.microsoft.com/office/drawing/2017/model3d" xmlns:o="urn:schemas-microsoft-com:office:office" xmlns:oel="http://schemas.microsoft.com/office/2019/extlst" xmlns:r="http://schemas.openxmlformats.org/officeDocument/2006/relationships" xmlns:m="http://schemas.openxmlformats.org/officeDocument/2006/math" xmlns:v="urn:schemas-microsoft-com:vml" xmlns:wp14="http://schemas.microsoft.com/office/word/2010/wordprocessingDrawing" xmlns:wp="http://schemas.openxmlformats.org/drawingml/2006/wordprocessingDrawing" xmlns:w10="urn:schemas-microsoft-com:office:word" xmlns:w="http://schemas.openxmlformats.org/wordprocessingml/2006/main" xmlns:w14="http://schemas.microsoft.com/office/word/2010/wordml" xmlns:w15="http://schemas.microsoft.com/office/word/2012/wordml" xmlns:w16cex="http://schemas.microsoft.com/office/word/2018/wordml/cex" xmlns:w16cid="http://schemas.microsoft.com/office/word/2016/wordml/cid" xmlns:w16="http://schemas.microsoft.com/office/word/2018/wordml" xmlns:w16sdtdh="http://schemas.microsoft.com/office/word/2020/wordml/sdtdatahash" xmlns:w16se="http://schemas.microsoft.com/office/word/2015/wordml/symex" xmlns:wpg="http://schemas.microsoft.com/office/word/2010/wordprocessingGroup" xmlns:wpi="http://schemas.microsoft.com/office/word/2010/wordprocessingInk" xmlns:wne="http://schemas.microsoft.com/office/word/2006/wordml" xmlns:wps="http://schemas.microsoft.com/office/word/2010/wordprocessingShape" mc:Ignorable="w14 w15 w16se w16cid w16 w16cex w16sdtdh wp14">
   <w:abstractNum w:abstractNumId="0" w15:restartNumberingAfterBreak="0">
     <w:nsid w:val="FFFFFF7C"/>
     <w:multiLevelType w:val="singleLevel"/>
@@ -36251,7 +36517,7 @@
 </file>
 
 <file path=word/styles.xml><?xml version="1.0" encoding="utf-8"?>
-<w:styles xmlns:mc="http://schemas.openxmlformats.org/markup-compatibility/2006" xmlns:r="http://schemas.openxmlformats.org/officeDocument/2006/relationships" xmlns:w="http://schemas.openxmlformats.org/wordprocessingml/2006/main" xmlns:w14="http://schemas.microsoft.com/office/word/2010/wordml" xmlns:w15="http://schemas.microsoft.com/office/word/2012/wordml" xmlns:w16cex="http://schemas.microsoft.com/office/word/2018/wordml/cex" xmlns:w16cid="http://schemas.microsoft.com/office/word/2016/wordml/cid" xmlns:w16="http://schemas.microsoft.com/office/word/2018/wordml" xmlns:w16du="http://schemas.microsoft.com/office/word/2023/wordml/word16du" xmlns:w16sdtdh="http://schemas.microsoft.com/office/word/2020/wordml/sdtdatahash" xmlns:w16sdtfl="http://schemas.microsoft.com/office/word/2024/wordml/sdtformatlock" xmlns:w16se="http://schemas.microsoft.com/office/word/2015/wordml/symex" mc:Ignorable="w14 w15 w16se w16cid w16 w16cex w16sdtdh w16sdtfl w16du">
+<w:styles xmlns:mc="http://schemas.openxmlformats.org/markup-compatibility/2006" xmlns:r="http://schemas.openxmlformats.org/officeDocument/2006/relationships" xmlns:w="http://schemas.openxmlformats.org/wordprocessingml/2006/main" xmlns:w14="http://schemas.microsoft.com/office/word/2010/wordml" xmlns:w15="http://schemas.microsoft.com/office/word/2012/wordml" xmlns:w16cex="http://schemas.microsoft.com/office/word/2018/wordml/cex" xmlns:w16cid="http://schemas.microsoft.com/office/word/2016/wordml/cid" xmlns:w16="http://schemas.microsoft.com/office/word/2018/wordml" xmlns:w16sdtdh="http://schemas.microsoft.com/office/word/2020/wordml/sdtdatahash" xmlns:w16se="http://schemas.microsoft.com/office/word/2015/wordml/symex" mc:Ignorable="w14 w15 w16se w16cid w16 w16cex w16sdtdh">
   <w:docDefaults>
     <w:rPrDefault>
       <w:rPr>
@@ -36859,6 +37125,7 @@
   <w:style w:type="character" w:default="1" w:styleId="DefaultParagraphFont">
     <w:name w:val="Default Paragraph Font"/>
     <w:uiPriority w:val="1"/>
+    <w:semiHidden/>
     <w:unhideWhenUsed/>
   </w:style>
   <w:style w:type="table" w:default="1" w:styleId="TableNormal">
